--- a/apps/electron/resources/skills/office-business/cases/product-resume/example.docx
+++ b/apps/electron/resources/skills/office-business/cases/product-resume/example.docx
@@ -4,6 +4,8 @@
   <w:body>
     <w:p>
       <w:pPr>
+        <w:keepNext/>
+        <w:keepLines/>
         <w:spacing w:after="40"/>
         <w:jc w:val="center"/>
       </w:pPr>
@@ -33,6 +35,8 @@
     </w:p>
     <w:p>
       <w:pPr>
+        <w:keepNext/>
+        <w:keepLines/>
         <w:spacing w:before="240" w:after="120"/>
       </w:pPr>
       <w:r>
@@ -59,6 +63,8 @@
     </w:p>
     <w:p>
       <w:pPr>
+        <w:keepNext/>
+        <w:keepLines/>
         <w:spacing w:before="240" w:after="120"/>
       </w:pPr>
       <w:r>
@@ -109,6 +115,8 @@
     </w:p>
     <w:p>
       <w:pPr>
+        <w:keepNext/>
+        <w:keepLines/>
         <w:spacing w:before="240" w:after="120"/>
       </w:pPr>
       <w:r>
@@ -135,6 +143,8 @@
     </w:p>
     <w:p>
       <w:pPr>
+        <w:keepNext/>
+        <w:keepLines/>
         <w:pageBreakBefore/>
         <w:spacing w:before="360" w:after="80"/>
         <w:jc w:val="center"/>
@@ -189,6 +199,8 @@
     </w:p>
     <w:p>
       <w:pPr>
+        <w:keepNext/>
+        <w:keepLines/>
         <w:spacing w:after="120"/>
       </w:pPr>
       <w:r>
@@ -212,7 +224,7 @@
       </w:r>
     </w:p>
     <w:sectPr>
-      <w:footerReference w:type="default" r:id="Re71b4ef23f864b66"/>
+      <w:footerReference w:type="default" r:id="R9d2f237a789248ea"/>
       <w:pgSz w:w="11906" w:h="16838"/>
       <w:pgMar w:top="964" w:right="964" w:bottom="907" w:left="964"/>
       <w:docGrid w:type="default"/>
